--- a/QED Course/Lesson 60 Experimental Predictions.docx
+++ b/QED Course/Lesson 60 Experimental Predictions.docx
@@ -480,7 +480,7 @@
           </w:tcPr>
           <w:p>
             <w:r>
-              <w:t>(e⁴/(32π²s))[t/u+u/t−2]</w:t>
+              <w:t>(e⁴/(32π²s))(t/u+u/t)</w:t>
             </w:r>
           </w:p>
         </w:tc>
@@ -576,7 +576,7 @@
     </w:p>
     <w:p>
       <w:r>
-        <w:t>State why the annihilation and pair-production rows (Lessons 55 and 57) look so similar. Both were shown, in Lesson 57, Section 2.1, to share the identical squared-amplitude structure T_AA=T_BB=8tu; only the interference trace differs (nonzero for annihilation, zero for pair production, Lesson 57, Section 2.2), which is exactly why the annihilation row carries the extra "−2" that the pair-production row lacks.</w:t>
+        <w:t>State why the annihilation and pair-production rows (Lessons 55 and 57) look so similar. They are the same row. The two processes are time reverses of each other, with T_AA=T_BB=8tu (Lesson 57, Section 2.1) and a vanishing interference trace in both (Lesson 55, Section 4.2; Lesson 57, Section 3), and each averages over four initial states. The rates differ only through the flux and the phase space of the actual experiment.</w:t>
       </w:r>
     </w:p>
     <w:p>
@@ -1492,17 +1492,13 @@
         <w:tblLook w:firstColumn="1" w:firstRow="1" w:lastColumn="0" w:lastRow="0" w:noHBand="0" w:noVBand="1" w:val="04A0"/>
       </w:tblPr>
       <w:tblGrid>
-        <w:gridCol w:w="1632"/>
-        <w:gridCol w:w="1632"/>
-        <w:gridCol w:w="1632"/>
-        <w:gridCol w:w="1632"/>
-        <w:gridCol w:w="1632"/>
-        <w:gridCol w:w="1632"/>
+        <w:gridCol w:w="720"/>
+        <w:gridCol w:w="9072"/>
       </w:tblGrid>
       <w:tr>
         <w:tc>
           <w:tcPr>
-            <w:tcW w:type="dxa" w:w="1632"/>
+            <w:tcW w:type="dxa" w:w="720"/>
             <w:shd w:fill="1F4E78"/>
             <w:vAlign w:val="center"/>
             <w:tcMar>
@@ -1524,7 +1520,7 @@
         </w:tc>
         <w:tc>
           <w:tcPr>
-            <w:tcW w:type="dxa" w:w="1632"/>
+            <w:tcW w:type="dxa" w:w="9072"/>
             <w:shd w:fill="1F4E78"/>
             <w:vAlign w:val="center"/>
             <w:tcMar>
@@ -1544,95 +1540,11 @@
             </w:r>
           </w:p>
         </w:tc>
-        <w:tc>
-          <w:tcPr>
-            <w:tcW w:type="dxa" w:w="1632"/>
-            <w:shd w:fill="1F4E78"/>
-            <w:vAlign w:val="center"/>
-            <w:tcMar>
-              <w:top w:w="100" w:type="dxa"/>
-              <w:start w:w="100" w:type="dxa"/>
-              <w:bottom w:w="100" w:type="dxa"/>
-              <w:end w:w="100" w:type="dxa"/>
-            </w:tcMar>
-          </w:tcPr>
-          <w:p>
-            <w:r>
-              <w:rPr>
-                <w:b/>
-                <w:color w:val="FFFFFF"/>
-              </w:rPr>
-            </w:r>
-          </w:p>
-        </w:tc>
-        <w:tc>
-          <w:tcPr>
-            <w:tcW w:type="dxa" w:w="1632"/>
-            <w:shd w:fill="1F4E78"/>
-            <w:vAlign w:val="center"/>
-            <w:tcMar>
-              <w:top w:w="100" w:type="dxa"/>
-              <w:start w:w="100" w:type="dxa"/>
-              <w:bottom w:w="100" w:type="dxa"/>
-              <w:end w:w="100" w:type="dxa"/>
-            </w:tcMar>
-          </w:tcPr>
-          <w:p>
-            <w:r>
-              <w:rPr>
-                <w:b/>
-                <w:color w:val="FFFFFF"/>
-              </w:rPr>
-            </w:r>
-          </w:p>
-        </w:tc>
-        <w:tc>
-          <w:tcPr>
-            <w:tcW w:type="dxa" w:w="1632"/>
-            <w:shd w:fill="1F4E78"/>
-            <w:vAlign w:val="center"/>
-            <w:tcMar>
-              <w:top w:w="100" w:type="dxa"/>
-              <w:start w:w="100" w:type="dxa"/>
-              <w:bottom w:w="100" w:type="dxa"/>
-              <w:end w:w="100" w:type="dxa"/>
-            </w:tcMar>
-          </w:tcPr>
-          <w:p>
-            <w:r>
-              <w:rPr>
-                <w:b/>
-                <w:color w:val="FFFFFF"/>
-              </w:rPr>
-            </w:r>
-          </w:p>
-        </w:tc>
-        <w:tc>
-          <w:tcPr>
-            <w:tcW w:type="dxa" w:w="1632"/>
-            <w:shd w:fill="1F4E78"/>
-            <w:vAlign w:val="center"/>
-            <w:tcMar>
-              <w:top w:w="100" w:type="dxa"/>
-              <w:start w:w="100" w:type="dxa"/>
-              <w:bottom w:w="100" w:type="dxa"/>
-              <w:end w:w="100" w:type="dxa"/>
-            </w:tcMar>
-          </w:tcPr>
-          <w:p>
-            <w:r>
-              <w:rPr>
-                <w:b/>
-                <w:color w:val="FFFFFF"/>
-              </w:rPr>
-            </w:r>
-          </w:p>
-        </w:tc>
       </w:tr>
       <w:tr>
         <w:tc>
           <w:tcPr>
-            <w:tcW w:type="dxa" w:w="1632"/>
+            <w:tcW w:type="dxa" w:w="720"/>
             <w:vAlign w:val="center"/>
             <w:tcMar>
               <w:top w:w="100" w:type="dxa"/>
@@ -1649,7 +1561,7 @@
         </w:tc>
         <w:tc>
           <w:tcPr>
-            <w:tcW w:type="dxa" w:w="1632"/>
+            <w:tcW w:type="dxa" w:w="9072"/>
             <w:vAlign w:val="center"/>
             <w:tcMar>
               <w:top w:w="100" w:type="dxa"/>
@@ -1660,75 +1572,7 @@
           </w:tcPr>
           <w:p>
             <w:r>
-              <w:t>Verify the electron-muon row of Section 1's table by substituting Lesson 53's (1/4)Σ</w:t>
-            </w:r>
-          </w:p>
-        </w:tc>
-        <w:tc>
-          <w:tcPr>
-            <w:tcW w:type="dxa" w:w="1632"/>
-            <w:vAlign w:val="center"/>
-            <w:tcMar>
-              <w:top w:w="100" w:type="dxa"/>
-              <w:start w:w="100" w:type="dxa"/>
-              <w:bottom w:w="100" w:type="dxa"/>
-              <w:end w:w="100" w:type="dxa"/>
-            </w:tcMar>
-          </w:tcPr>
-          <w:p>
-            <w:r>
-              <w:t>ℳ</w:t>
-            </w:r>
-          </w:p>
-        </w:tc>
-        <w:tc>
-          <w:tcPr>
-            <w:tcW w:type="dxa" w:w="1632"/>
-            <w:vAlign w:val="center"/>
-            <w:tcMar>
-              <w:top w:w="100" w:type="dxa"/>
-              <w:start w:w="100" w:type="dxa"/>
-              <w:bottom w:w="100" w:type="dxa"/>
-              <w:end w:w="100" w:type="dxa"/>
-            </w:tcMar>
-          </w:tcPr>
-          <w:p>
-            <w:r>
-              <w:t>²=2e⁴(s²+u²)/t² into dσ/dΩ=</w:t>
-            </w:r>
-          </w:p>
-        </w:tc>
-        <w:tc>
-          <w:tcPr>
-            <w:tcW w:type="dxa" w:w="1632"/>
-            <w:vAlign w:val="center"/>
-            <w:tcMar>
-              <w:top w:w="100" w:type="dxa"/>
-              <w:start w:w="100" w:type="dxa"/>
-              <w:bottom w:w="100" w:type="dxa"/>
-              <w:end w:w="100" w:type="dxa"/>
-            </w:tcMar>
-          </w:tcPr>
-          <w:p>
-            <w:r>
-              <w:t>ℳ</w:t>
-            </w:r>
-          </w:p>
-        </w:tc>
-        <w:tc>
-          <w:tcPr>
-            <w:tcW w:type="dxa" w:w="1632"/>
-            <w:vAlign w:val="center"/>
-            <w:tcMar>
-              <w:top w:w="100" w:type="dxa"/>
-              <w:start w:w="100" w:type="dxa"/>
-              <w:bottom w:w="100" w:type="dxa"/>
-              <w:end w:w="100" w:type="dxa"/>
-            </w:tcMar>
-          </w:tcPr>
-          <w:p>
-            <w:r>
-              <w:t>²/(64π²s).</w:t>
+              <w:t>Verify the electron-muon row of Section 1's table by substituting Lesson 53's (1/4)Σ|ℳ|²=2e⁴(s²+u²)/t² into dσ/dΩ=|ℳ|²/(64π²s).</w:t>
             </w:r>
           </w:p>
         </w:tc>
@@ -1736,7 +1580,7 @@
       <w:tr>
         <w:tc>
           <w:tcPr>
-            <w:tcW w:type="dxa" w:w="1632"/>
+            <w:tcW w:type="dxa" w:w="720"/>
             <w:vAlign w:val="center"/>
             <w:shd w:fill="EAF2F8"/>
             <w:tcMar>
@@ -1754,7 +1598,7 @@
         </w:tc>
         <w:tc>
           <w:tcPr>
-            <w:tcW w:type="dxa" w:w="1632"/>
+            <w:tcW w:type="dxa" w:w="9072"/>
             <w:vAlign w:val="center"/>
             <w:shd w:fill="EAF2F8"/>
             <w:tcMar>
@@ -1766,79 +1610,15 @@
           </w:tcPr>
           <w:p>
             <w:r>
-              <w:t>Do the same for the Compton row, using Lesson 56's (1/4)Σ</w:t>
+              <w:t>Do the same for the Compton row, using Lesson 56's (1/4)Σ|ℳ|²=−2e⁴(s/u+u/s).</w:t>
             </w:r>
           </w:p>
-        </w:tc>
-        <w:tc>
-          <w:tcPr>
-            <w:tcW w:type="dxa" w:w="1632"/>
-            <w:vAlign w:val="center"/>
-            <w:shd w:fill="EAF2F8"/>
-            <w:tcMar>
-              <w:top w:w="100" w:type="dxa"/>
-              <w:start w:w="100" w:type="dxa"/>
-              <w:bottom w:w="100" w:type="dxa"/>
-              <w:end w:w="100" w:type="dxa"/>
-            </w:tcMar>
-          </w:tcPr>
-          <w:p>
-            <w:r>
-              <w:t>ℳ</w:t>
-            </w:r>
-          </w:p>
-        </w:tc>
-        <w:tc>
-          <w:tcPr>
-            <w:tcW w:type="dxa" w:w="1632"/>
-            <w:vAlign w:val="center"/>
-            <w:shd w:fill="EAF2F8"/>
-            <w:tcMar>
-              <w:top w:w="100" w:type="dxa"/>
-              <w:start w:w="100" w:type="dxa"/>
-              <w:bottom w:w="100" w:type="dxa"/>
-              <w:end w:w="100" w:type="dxa"/>
-            </w:tcMar>
-          </w:tcPr>
-          <w:p>
-            <w:r>
-              <w:t>²=−2e⁴(s/u+u/s).</w:t>
-            </w:r>
-          </w:p>
-        </w:tc>
-        <w:tc>
-          <w:tcPr>
-            <w:tcW w:type="dxa" w:w="1632"/>
-            <w:vAlign w:val="center"/>
-            <w:shd w:fill="EAF2F8"/>
-            <w:tcMar>
-              <w:top w:w="100" w:type="dxa"/>
-              <w:start w:w="100" w:type="dxa"/>
-              <w:bottom w:w="100" w:type="dxa"/>
-              <w:end w:w="100" w:type="dxa"/>
-            </w:tcMar>
-          </w:tcPr>
-          <w:p/>
-        </w:tc>
-        <w:tc>
-          <w:tcPr>
-            <w:tcW w:type="dxa" w:w="1632"/>
-            <w:vAlign w:val="center"/>
-            <w:shd w:fill="EAF2F8"/>
-            <w:tcMar>
-              <w:top w:w="100" w:type="dxa"/>
-              <w:start w:w="100" w:type="dxa"/>
-              <w:bottom w:w="100" w:type="dxa"/>
-              <w:end w:w="100" w:type="dxa"/>
-            </w:tcMar>
-          </w:tcPr>
-          <w:p/>
         </w:tc>
       </w:tr>
       <w:tr>
         <w:tc>
           <w:tcPr>
-            <w:tcW w:type="dxa" w:w="1632"/>
+            <w:tcW w:type="dxa" w:w="720"/>
             <w:vAlign w:val="center"/>
             <w:tcMar>
               <w:top w:w="100" w:type="dxa"/>
@@ -1855,7 +1635,7 @@
         </w:tc>
         <w:tc>
           <w:tcPr>
-            <w:tcW w:type="dxa" w:w="1632"/>
+            <w:tcW w:type="dxa" w:w="9072"/>
             <w:vAlign w:val="center"/>
             <w:tcMar>
               <w:top w:w="100" w:type="dxa"/>
@@ -1866,67 +1646,15 @@
           </w:tcPr>
           <w:p>
             <w:r>
-              <w:t>Explain why Worked example 1's comparison (annihilation versus pair production) shows up as a difference of a single additive constant, tracing it to Lesson 57, Section 2.2's finding.</w:t>
+              <w:t>Explain why Worked example 1's two rows (annihilation and pair production) carry the same function of t and u, tracing it to the vanishing interference traces of Lesson 55, Section 4.2, and Lesson 57, Section 3.</w:t>
             </w:r>
           </w:p>
-        </w:tc>
-        <w:tc>
-          <w:tcPr>
-            <w:tcW w:type="dxa" w:w="1632"/>
-            <w:vAlign w:val="center"/>
-            <w:tcMar>
-              <w:top w:w="100" w:type="dxa"/>
-              <w:start w:w="100" w:type="dxa"/>
-              <w:bottom w:w="100" w:type="dxa"/>
-              <w:end w:w="100" w:type="dxa"/>
-            </w:tcMar>
-          </w:tcPr>
-          <w:p/>
-        </w:tc>
-        <w:tc>
-          <w:tcPr>
-            <w:tcW w:type="dxa" w:w="1632"/>
-            <w:vAlign w:val="center"/>
-            <w:tcMar>
-              <w:top w:w="100" w:type="dxa"/>
-              <w:start w:w="100" w:type="dxa"/>
-              <w:bottom w:w="100" w:type="dxa"/>
-              <w:end w:w="100" w:type="dxa"/>
-            </w:tcMar>
-          </w:tcPr>
-          <w:p/>
-        </w:tc>
-        <w:tc>
-          <w:tcPr>
-            <w:tcW w:type="dxa" w:w="1632"/>
-            <w:vAlign w:val="center"/>
-            <w:tcMar>
-              <w:top w:w="100" w:type="dxa"/>
-              <w:start w:w="100" w:type="dxa"/>
-              <w:bottom w:w="100" w:type="dxa"/>
-              <w:end w:w="100" w:type="dxa"/>
-            </w:tcMar>
-          </w:tcPr>
-          <w:p/>
-        </w:tc>
-        <w:tc>
-          <w:tcPr>
-            <w:tcW w:type="dxa" w:w="1632"/>
-            <w:vAlign w:val="center"/>
-            <w:tcMar>
-              <w:top w:w="100" w:type="dxa"/>
-              <w:start w:w="100" w:type="dxa"/>
-              <w:bottom w:w="100" w:type="dxa"/>
-              <w:end w:w="100" w:type="dxa"/>
-            </w:tcMar>
-          </w:tcPr>
-          <w:p/>
         </w:tc>
       </w:tr>
       <w:tr>
         <w:tc>
           <w:tcPr>
-            <w:tcW w:type="dxa" w:w="1632"/>
+            <w:tcW w:type="dxa" w:w="720"/>
             <w:vAlign w:val="center"/>
             <w:shd w:fill="EAF2F8"/>
             <w:tcMar>
@@ -1944,7 +1672,7 @@
         </w:tc>
         <w:tc>
           <w:tcPr>
-            <w:tcW w:type="dxa" w:w="1632"/>
+            <w:tcW w:type="dxa" w:w="9072"/>
             <w:vAlign w:val="center"/>
             <w:shd w:fill="EAF2F8"/>
             <w:tcMar>
@@ -1960,67 +1688,11 @@
             </w:r>
           </w:p>
         </w:tc>
-        <w:tc>
-          <w:tcPr>
-            <w:tcW w:type="dxa" w:w="1632"/>
-            <w:vAlign w:val="center"/>
-            <w:shd w:fill="EAF2F8"/>
-            <w:tcMar>
-              <w:top w:w="100" w:type="dxa"/>
-              <w:start w:w="100" w:type="dxa"/>
-              <w:bottom w:w="100" w:type="dxa"/>
-              <w:end w:w="100" w:type="dxa"/>
-            </w:tcMar>
-          </w:tcPr>
-          <w:p/>
-        </w:tc>
-        <w:tc>
-          <w:tcPr>
-            <w:tcW w:type="dxa" w:w="1632"/>
-            <w:vAlign w:val="center"/>
-            <w:shd w:fill="EAF2F8"/>
-            <w:tcMar>
-              <w:top w:w="100" w:type="dxa"/>
-              <w:start w:w="100" w:type="dxa"/>
-              <w:bottom w:w="100" w:type="dxa"/>
-              <w:end w:w="100" w:type="dxa"/>
-            </w:tcMar>
-          </w:tcPr>
-          <w:p/>
-        </w:tc>
-        <w:tc>
-          <w:tcPr>
-            <w:tcW w:type="dxa" w:w="1632"/>
-            <w:vAlign w:val="center"/>
-            <w:shd w:fill="EAF2F8"/>
-            <w:tcMar>
-              <w:top w:w="100" w:type="dxa"/>
-              <w:start w:w="100" w:type="dxa"/>
-              <w:bottom w:w="100" w:type="dxa"/>
-              <w:end w:w="100" w:type="dxa"/>
-            </w:tcMar>
-          </w:tcPr>
-          <w:p/>
-        </w:tc>
-        <w:tc>
-          <w:tcPr>
-            <w:tcW w:type="dxa" w:w="1632"/>
-            <w:vAlign w:val="center"/>
-            <w:shd w:fill="EAF2F8"/>
-            <w:tcMar>
-              <w:top w:w="100" w:type="dxa"/>
-              <w:start w:w="100" w:type="dxa"/>
-              <w:bottom w:w="100" w:type="dxa"/>
-              <w:end w:w="100" w:type="dxa"/>
-            </w:tcMar>
-          </w:tcPr>
-          <w:p/>
-        </w:tc>
       </w:tr>
       <w:tr>
         <w:tc>
           <w:tcPr>
-            <w:tcW w:type="dxa" w:w="1632"/>
+            <w:tcW w:type="dxa" w:w="720"/>
             <w:vAlign w:val="center"/>
             <w:tcMar>
               <w:top w:w="100" w:type="dxa"/>
@@ -2037,7 +1709,7 @@
         </w:tc>
         <w:tc>
           <w:tcPr>
-            <w:tcW w:type="dxa" w:w="1632"/>
+            <w:tcW w:type="dxa" w:w="9072"/>
             <w:vAlign w:val="center"/>
             <w:tcMar>
               <w:top w:w="100" w:type="dxa"/>
@@ -2052,63 +1724,11 @@
             </w:r>
           </w:p>
         </w:tc>
-        <w:tc>
-          <w:tcPr>
-            <w:tcW w:type="dxa" w:w="1632"/>
-            <w:vAlign w:val="center"/>
-            <w:tcMar>
-              <w:top w:w="100" w:type="dxa"/>
-              <w:start w:w="100" w:type="dxa"/>
-              <w:bottom w:w="100" w:type="dxa"/>
-              <w:end w:w="100" w:type="dxa"/>
-            </w:tcMar>
-          </w:tcPr>
-          <w:p/>
-        </w:tc>
-        <w:tc>
-          <w:tcPr>
-            <w:tcW w:type="dxa" w:w="1632"/>
-            <w:vAlign w:val="center"/>
-            <w:tcMar>
-              <w:top w:w="100" w:type="dxa"/>
-              <w:start w:w="100" w:type="dxa"/>
-              <w:bottom w:w="100" w:type="dxa"/>
-              <w:end w:w="100" w:type="dxa"/>
-            </w:tcMar>
-          </w:tcPr>
-          <w:p/>
-        </w:tc>
-        <w:tc>
-          <w:tcPr>
-            <w:tcW w:type="dxa" w:w="1632"/>
-            <w:vAlign w:val="center"/>
-            <w:tcMar>
-              <w:top w:w="100" w:type="dxa"/>
-              <w:start w:w="100" w:type="dxa"/>
-              <w:bottom w:w="100" w:type="dxa"/>
-              <w:end w:w="100" w:type="dxa"/>
-            </w:tcMar>
-          </w:tcPr>
-          <w:p/>
-        </w:tc>
-        <w:tc>
-          <w:tcPr>
-            <w:tcW w:type="dxa" w:w="1632"/>
-            <w:vAlign w:val="center"/>
-            <w:tcMar>
-              <w:top w:w="100" w:type="dxa"/>
-              <w:start w:w="100" w:type="dxa"/>
-              <w:bottom w:w="100" w:type="dxa"/>
-              <w:end w:w="100" w:type="dxa"/>
-            </w:tcMar>
-          </w:tcPr>
-          <w:p/>
-        </w:tc>
       </w:tr>
       <w:tr>
         <w:tc>
           <w:tcPr>
-            <w:tcW w:type="dxa" w:w="1632"/>
+            <w:tcW w:type="dxa" w:w="720"/>
             <w:vAlign w:val="center"/>
             <w:shd w:fill="EAF2F8"/>
             <w:tcMar>
@@ -2126,7 +1746,7 @@
         </w:tc>
         <w:tc>
           <w:tcPr>
-            <w:tcW w:type="dxa" w:w="1632"/>
+            <w:tcW w:type="dxa" w:w="9072"/>
             <w:vAlign w:val="center"/>
             <w:shd w:fill="EAF2F8"/>
             <w:tcMar>
@@ -2142,67 +1762,11 @@
             </w:r>
           </w:p>
         </w:tc>
-        <w:tc>
-          <w:tcPr>
-            <w:tcW w:type="dxa" w:w="1632"/>
-            <w:vAlign w:val="center"/>
-            <w:shd w:fill="EAF2F8"/>
-            <w:tcMar>
-              <w:top w:w="100" w:type="dxa"/>
-              <w:start w:w="100" w:type="dxa"/>
-              <w:bottom w:w="100" w:type="dxa"/>
-              <w:end w:w="100" w:type="dxa"/>
-            </w:tcMar>
-          </w:tcPr>
-          <w:p/>
-        </w:tc>
-        <w:tc>
-          <w:tcPr>
-            <w:tcW w:type="dxa" w:w="1632"/>
-            <w:vAlign w:val="center"/>
-            <w:shd w:fill="EAF2F8"/>
-            <w:tcMar>
-              <w:top w:w="100" w:type="dxa"/>
-              <w:start w:w="100" w:type="dxa"/>
-              <w:bottom w:w="100" w:type="dxa"/>
-              <w:end w:w="100" w:type="dxa"/>
-            </w:tcMar>
-          </w:tcPr>
-          <w:p/>
-        </w:tc>
-        <w:tc>
-          <w:tcPr>
-            <w:tcW w:type="dxa" w:w="1632"/>
-            <w:vAlign w:val="center"/>
-            <w:shd w:fill="EAF2F8"/>
-            <w:tcMar>
-              <w:top w:w="100" w:type="dxa"/>
-              <w:start w:w="100" w:type="dxa"/>
-              <w:bottom w:w="100" w:type="dxa"/>
-              <w:end w:w="100" w:type="dxa"/>
-            </w:tcMar>
-          </w:tcPr>
-          <w:p/>
-        </w:tc>
-        <w:tc>
-          <w:tcPr>
-            <w:tcW w:type="dxa" w:w="1632"/>
-            <w:vAlign w:val="center"/>
-            <w:shd w:fill="EAF2F8"/>
-            <w:tcMar>
-              <w:top w:w="100" w:type="dxa"/>
-              <w:start w:w="100" w:type="dxa"/>
-              <w:bottom w:w="100" w:type="dxa"/>
-              <w:end w:w="100" w:type="dxa"/>
-            </w:tcMar>
-          </w:tcPr>
-          <w:p/>
-        </w:tc>
       </w:tr>
       <w:tr>
         <w:tc>
           <w:tcPr>
-            <w:tcW w:type="dxa" w:w="1632"/>
+            <w:tcW w:type="dxa" w:w="720"/>
             <w:vAlign w:val="center"/>
             <w:tcMar>
               <w:top w:w="100" w:type="dxa"/>
@@ -2219,7 +1783,7 @@
         </w:tc>
         <w:tc>
           <w:tcPr>
-            <w:tcW w:type="dxa" w:w="1632"/>
+            <w:tcW w:type="dxa" w:w="9072"/>
             <w:vAlign w:val="center"/>
             <w:tcMar>
               <w:top w:w="100" w:type="dxa"/>
@@ -2234,63 +1798,11 @@
             </w:r>
           </w:p>
         </w:tc>
-        <w:tc>
-          <w:tcPr>
-            <w:tcW w:type="dxa" w:w="1632"/>
-            <w:vAlign w:val="center"/>
-            <w:tcMar>
-              <w:top w:w="100" w:type="dxa"/>
-              <w:start w:w="100" w:type="dxa"/>
-              <w:bottom w:w="100" w:type="dxa"/>
-              <w:end w:w="100" w:type="dxa"/>
-            </w:tcMar>
-          </w:tcPr>
-          <w:p/>
-        </w:tc>
-        <w:tc>
-          <w:tcPr>
-            <w:tcW w:type="dxa" w:w="1632"/>
-            <w:vAlign w:val="center"/>
-            <w:tcMar>
-              <w:top w:w="100" w:type="dxa"/>
-              <w:start w:w="100" w:type="dxa"/>
-              <w:bottom w:w="100" w:type="dxa"/>
-              <w:end w:w="100" w:type="dxa"/>
-            </w:tcMar>
-          </w:tcPr>
-          <w:p/>
-        </w:tc>
-        <w:tc>
-          <w:tcPr>
-            <w:tcW w:type="dxa" w:w="1632"/>
-            <w:vAlign w:val="center"/>
-            <w:tcMar>
-              <w:top w:w="100" w:type="dxa"/>
-              <w:start w:w="100" w:type="dxa"/>
-              <w:bottom w:w="100" w:type="dxa"/>
-              <w:end w:w="100" w:type="dxa"/>
-            </w:tcMar>
-          </w:tcPr>
-          <w:p/>
-        </w:tc>
-        <w:tc>
-          <w:tcPr>
-            <w:tcW w:type="dxa" w:w="1632"/>
-            <w:vAlign w:val="center"/>
-            <w:tcMar>
-              <w:top w:w="100" w:type="dxa"/>
-              <w:start w:w="100" w:type="dxa"/>
-              <w:bottom w:w="100" w:type="dxa"/>
-              <w:end w:w="100" w:type="dxa"/>
-            </w:tcMar>
-          </w:tcPr>
-          <w:p/>
-        </w:tc>
       </w:tr>
       <w:tr>
         <w:tc>
           <w:tcPr>
-            <w:tcW w:type="dxa" w:w="1632"/>
+            <w:tcW w:type="dxa" w:w="720"/>
             <w:vAlign w:val="center"/>
             <w:shd w:fill="EAF2F8"/>
             <w:tcMar>
@@ -2308,7 +1820,7 @@
         </w:tc>
         <w:tc>
           <w:tcPr>
-            <w:tcW w:type="dxa" w:w="1632"/>
+            <w:tcW w:type="dxa" w:w="9072"/>
             <w:vAlign w:val="center"/>
             <w:shd w:fill="EAF2F8"/>
             <w:tcMar>
@@ -2324,67 +1836,11 @@
             </w:r>
           </w:p>
         </w:tc>
-        <w:tc>
-          <w:tcPr>
-            <w:tcW w:type="dxa" w:w="1632"/>
-            <w:vAlign w:val="center"/>
-            <w:shd w:fill="EAF2F8"/>
-            <w:tcMar>
-              <w:top w:w="100" w:type="dxa"/>
-              <w:start w:w="100" w:type="dxa"/>
-              <w:bottom w:w="100" w:type="dxa"/>
-              <w:end w:w="100" w:type="dxa"/>
-            </w:tcMar>
-          </w:tcPr>
-          <w:p/>
-        </w:tc>
-        <w:tc>
-          <w:tcPr>
-            <w:tcW w:type="dxa" w:w="1632"/>
-            <w:vAlign w:val="center"/>
-            <w:shd w:fill="EAF2F8"/>
-            <w:tcMar>
-              <w:top w:w="100" w:type="dxa"/>
-              <w:start w:w="100" w:type="dxa"/>
-              <w:bottom w:w="100" w:type="dxa"/>
-              <w:end w:w="100" w:type="dxa"/>
-            </w:tcMar>
-          </w:tcPr>
-          <w:p/>
-        </w:tc>
-        <w:tc>
-          <w:tcPr>
-            <w:tcW w:type="dxa" w:w="1632"/>
-            <w:vAlign w:val="center"/>
-            <w:shd w:fill="EAF2F8"/>
-            <w:tcMar>
-              <w:top w:w="100" w:type="dxa"/>
-              <w:start w:w="100" w:type="dxa"/>
-              <w:bottom w:w="100" w:type="dxa"/>
-              <w:end w:w="100" w:type="dxa"/>
-            </w:tcMar>
-          </w:tcPr>
-          <w:p/>
-        </w:tc>
-        <w:tc>
-          <w:tcPr>
-            <w:tcW w:type="dxa" w:w="1632"/>
-            <w:vAlign w:val="center"/>
-            <w:shd w:fill="EAF2F8"/>
-            <w:tcMar>
-              <w:top w:w="100" w:type="dxa"/>
-              <w:start w:w="100" w:type="dxa"/>
-              <w:bottom w:w="100" w:type="dxa"/>
-              <w:end w:w="100" w:type="dxa"/>
-            </w:tcMar>
-          </w:tcPr>
-          <w:p/>
-        </w:tc>
       </w:tr>
       <w:tr>
         <w:tc>
           <w:tcPr>
-            <w:tcW w:type="dxa" w:w="1632"/>
+            <w:tcW w:type="dxa" w:w="720"/>
             <w:vAlign w:val="center"/>
             <w:tcMar>
               <w:top w:w="100" w:type="dxa"/>
@@ -2401,7 +1857,7 @@
         </w:tc>
         <w:tc>
           <w:tcPr>
-            <w:tcW w:type="dxa" w:w="1632"/>
+            <w:tcW w:type="dxa" w:w="9072"/>
             <w:vAlign w:val="center"/>
             <w:tcMar>
               <w:top w:w="100" w:type="dxa"/>
@@ -2416,63 +1872,11 @@
             </w:r>
           </w:p>
         </w:tc>
-        <w:tc>
-          <w:tcPr>
-            <w:tcW w:type="dxa" w:w="1632"/>
-            <w:vAlign w:val="center"/>
-            <w:tcMar>
-              <w:top w:w="100" w:type="dxa"/>
-              <w:start w:w="100" w:type="dxa"/>
-              <w:bottom w:w="100" w:type="dxa"/>
-              <w:end w:w="100" w:type="dxa"/>
-            </w:tcMar>
-          </w:tcPr>
-          <w:p/>
-        </w:tc>
-        <w:tc>
-          <w:tcPr>
-            <w:tcW w:type="dxa" w:w="1632"/>
-            <w:vAlign w:val="center"/>
-            <w:tcMar>
-              <w:top w:w="100" w:type="dxa"/>
-              <w:start w:w="100" w:type="dxa"/>
-              <w:bottom w:w="100" w:type="dxa"/>
-              <w:end w:w="100" w:type="dxa"/>
-            </w:tcMar>
-          </w:tcPr>
-          <w:p/>
-        </w:tc>
-        <w:tc>
-          <w:tcPr>
-            <w:tcW w:type="dxa" w:w="1632"/>
-            <w:vAlign w:val="center"/>
-            <w:tcMar>
-              <w:top w:w="100" w:type="dxa"/>
-              <w:start w:w="100" w:type="dxa"/>
-              <w:bottom w:w="100" w:type="dxa"/>
-              <w:end w:w="100" w:type="dxa"/>
-            </w:tcMar>
-          </w:tcPr>
-          <w:p/>
-        </w:tc>
-        <w:tc>
-          <w:tcPr>
-            <w:tcW w:type="dxa" w:w="1632"/>
-            <w:vAlign w:val="center"/>
-            <w:tcMar>
-              <w:top w:w="100" w:type="dxa"/>
-              <w:start w:w="100" w:type="dxa"/>
-              <w:bottom w:w="100" w:type="dxa"/>
-              <w:end w:w="100" w:type="dxa"/>
-            </w:tcMar>
-          </w:tcPr>
-          <w:p/>
-        </w:tc>
       </w:tr>
       <w:tr>
         <w:tc>
           <w:tcPr>
-            <w:tcW w:type="dxa" w:w="1632"/>
+            <w:tcW w:type="dxa" w:w="720"/>
             <w:vAlign w:val="center"/>
             <w:shd w:fill="EAF2F8"/>
             <w:tcMar>
@@ -2490,7 +1894,7 @@
         </w:tc>
         <w:tc>
           <w:tcPr>
-            <w:tcW w:type="dxa" w:w="1632"/>
+            <w:tcW w:type="dxa" w:w="9072"/>
             <w:vAlign w:val="center"/>
             <w:shd w:fill="EAF2F8"/>
             <w:tcMar>
@@ -2506,67 +1910,11 @@
             </w:r>
           </w:p>
         </w:tc>
-        <w:tc>
-          <w:tcPr>
-            <w:tcW w:type="dxa" w:w="1632"/>
-            <w:vAlign w:val="center"/>
-            <w:shd w:fill="EAF2F8"/>
-            <w:tcMar>
-              <w:top w:w="100" w:type="dxa"/>
-              <w:start w:w="100" w:type="dxa"/>
-              <w:bottom w:w="100" w:type="dxa"/>
-              <w:end w:w="100" w:type="dxa"/>
-            </w:tcMar>
-          </w:tcPr>
-          <w:p/>
-        </w:tc>
-        <w:tc>
-          <w:tcPr>
-            <w:tcW w:type="dxa" w:w="1632"/>
-            <w:vAlign w:val="center"/>
-            <w:shd w:fill="EAF2F8"/>
-            <w:tcMar>
-              <w:top w:w="100" w:type="dxa"/>
-              <w:start w:w="100" w:type="dxa"/>
-              <w:bottom w:w="100" w:type="dxa"/>
-              <w:end w:w="100" w:type="dxa"/>
-            </w:tcMar>
-          </w:tcPr>
-          <w:p/>
-        </w:tc>
-        <w:tc>
-          <w:tcPr>
-            <w:tcW w:type="dxa" w:w="1632"/>
-            <w:vAlign w:val="center"/>
-            <w:shd w:fill="EAF2F8"/>
-            <w:tcMar>
-              <w:top w:w="100" w:type="dxa"/>
-              <w:start w:w="100" w:type="dxa"/>
-              <w:bottom w:w="100" w:type="dxa"/>
-              <w:end w:w="100" w:type="dxa"/>
-            </w:tcMar>
-          </w:tcPr>
-          <w:p/>
-        </w:tc>
-        <w:tc>
-          <w:tcPr>
-            <w:tcW w:type="dxa" w:w="1632"/>
-            <w:vAlign w:val="center"/>
-            <w:shd w:fill="EAF2F8"/>
-            <w:tcMar>
-              <w:top w:w="100" w:type="dxa"/>
-              <w:start w:w="100" w:type="dxa"/>
-              <w:bottom w:w="100" w:type="dxa"/>
-              <w:end w:w="100" w:type="dxa"/>
-            </w:tcMar>
-          </w:tcPr>
-          <w:p/>
-        </w:tc>
       </w:tr>
       <w:tr>
         <w:tc>
           <w:tcPr>
-            <w:tcW w:type="dxa" w:w="1632"/>
+            <w:tcW w:type="dxa" w:w="720"/>
             <w:vAlign w:val="center"/>
             <w:tcMar>
               <w:top w:w="100" w:type="dxa"/>
@@ -2583,7 +1931,7 @@
         </w:tc>
         <w:tc>
           <w:tcPr>
-            <w:tcW w:type="dxa" w:w="1632"/>
+            <w:tcW w:type="dxa" w:w="9072"/>
             <w:vAlign w:val="center"/>
             <w:tcMar>
               <w:top w:w="100" w:type="dxa"/>
@@ -2598,63 +1946,11 @@
             </w:r>
           </w:p>
         </w:tc>
-        <w:tc>
-          <w:tcPr>
-            <w:tcW w:type="dxa" w:w="1632"/>
-            <w:vAlign w:val="center"/>
-            <w:tcMar>
-              <w:top w:w="100" w:type="dxa"/>
-              <w:start w:w="100" w:type="dxa"/>
-              <w:bottom w:w="100" w:type="dxa"/>
-              <w:end w:w="100" w:type="dxa"/>
-            </w:tcMar>
-          </w:tcPr>
-          <w:p/>
-        </w:tc>
-        <w:tc>
-          <w:tcPr>
-            <w:tcW w:type="dxa" w:w="1632"/>
-            <w:vAlign w:val="center"/>
-            <w:tcMar>
-              <w:top w:w="100" w:type="dxa"/>
-              <w:start w:w="100" w:type="dxa"/>
-              <w:bottom w:w="100" w:type="dxa"/>
-              <w:end w:w="100" w:type="dxa"/>
-            </w:tcMar>
-          </w:tcPr>
-          <w:p/>
-        </w:tc>
-        <w:tc>
-          <w:tcPr>
-            <w:tcW w:type="dxa" w:w="1632"/>
-            <w:vAlign w:val="center"/>
-            <w:tcMar>
-              <w:top w:w="100" w:type="dxa"/>
-              <w:start w:w="100" w:type="dxa"/>
-              <w:bottom w:w="100" w:type="dxa"/>
-              <w:end w:w="100" w:type="dxa"/>
-            </w:tcMar>
-          </w:tcPr>
-          <w:p/>
-        </w:tc>
-        <w:tc>
-          <w:tcPr>
-            <w:tcW w:type="dxa" w:w="1632"/>
-            <w:vAlign w:val="center"/>
-            <w:tcMar>
-              <w:top w:w="100" w:type="dxa"/>
-              <w:start w:w="100" w:type="dxa"/>
-              <w:bottom w:w="100" w:type="dxa"/>
-              <w:end w:w="100" w:type="dxa"/>
-            </w:tcMar>
-          </w:tcPr>
-          <w:p/>
-        </w:tc>
       </w:tr>
       <w:tr>
         <w:tc>
           <w:tcPr>
-            <w:tcW w:type="dxa" w:w="1632"/>
+            <w:tcW w:type="dxa" w:w="720"/>
             <w:vAlign w:val="center"/>
             <w:shd w:fill="EAF2F8"/>
             <w:tcMar>
@@ -2672,7 +1968,7 @@
         </w:tc>
         <w:tc>
           <w:tcPr>
-            <w:tcW w:type="dxa" w:w="1632"/>
+            <w:tcW w:type="dxa" w:w="9072"/>
             <w:vAlign w:val="center"/>
             <w:shd w:fill="EAF2F8"/>
             <w:tcMar>
@@ -2688,67 +1984,11 @@
             </w:r>
           </w:p>
         </w:tc>
-        <w:tc>
-          <w:tcPr>
-            <w:tcW w:type="dxa" w:w="1632"/>
-            <w:vAlign w:val="center"/>
-            <w:shd w:fill="EAF2F8"/>
-            <w:tcMar>
-              <w:top w:w="100" w:type="dxa"/>
-              <w:start w:w="100" w:type="dxa"/>
-              <w:bottom w:w="100" w:type="dxa"/>
-              <w:end w:w="100" w:type="dxa"/>
-            </w:tcMar>
-          </w:tcPr>
-          <w:p/>
-        </w:tc>
-        <w:tc>
-          <w:tcPr>
-            <w:tcW w:type="dxa" w:w="1632"/>
-            <w:vAlign w:val="center"/>
-            <w:shd w:fill="EAF2F8"/>
-            <w:tcMar>
-              <w:top w:w="100" w:type="dxa"/>
-              <w:start w:w="100" w:type="dxa"/>
-              <w:bottom w:w="100" w:type="dxa"/>
-              <w:end w:w="100" w:type="dxa"/>
-            </w:tcMar>
-          </w:tcPr>
-          <w:p/>
-        </w:tc>
-        <w:tc>
-          <w:tcPr>
-            <w:tcW w:type="dxa" w:w="1632"/>
-            <w:vAlign w:val="center"/>
-            <w:shd w:fill="EAF2F8"/>
-            <w:tcMar>
-              <w:top w:w="100" w:type="dxa"/>
-              <w:start w:w="100" w:type="dxa"/>
-              <w:bottom w:w="100" w:type="dxa"/>
-              <w:end w:w="100" w:type="dxa"/>
-            </w:tcMar>
-          </w:tcPr>
-          <w:p/>
-        </w:tc>
-        <w:tc>
-          <w:tcPr>
-            <w:tcW w:type="dxa" w:w="1632"/>
-            <w:vAlign w:val="center"/>
-            <w:shd w:fill="EAF2F8"/>
-            <w:tcMar>
-              <w:top w:w="100" w:type="dxa"/>
-              <w:start w:w="100" w:type="dxa"/>
-              <w:bottom w:w="100" w:type="dxa"/>
-              <w:end w:w="100" w:type="dxa"/>
-            </w:tcMar>
-          </w:tcPr>
-          <w:p/>
-        </w:tc>
       </w:tr>
       <w:tr>
         <w:tc>
           <w:tcPr>
-            <w:tcW w:type="dxa" w:w="1632"/>
+            <w:tcW w:type="dxa" w:w="720"/>
             <w:vAlign w:val="center"/>
             <w:tcMar>
               <w:top w:w="100" w:type="dxa"/>
@@ -2765,7 +2005,7 @@
         </w:tc>
         <w:tc>
           <w:tcPr>
-            <w:tcW w:type="dxa" w:w="1632"/>
+            <w:tcW w:type="dxa" w:w="9072"/>
             <w:vAlign w:val="center"/>
             <w:tcMar>
               <w:top w:w="100" w:type="dxa"/>
@@ -2780,63 +2020,11 @@
             </w:r>
           </w:p>
         </w:tc>
-        <w:tc>
-          <w:tcPr>
-            <w:tcW w:type="dxa" w:w="1632"/>
-            <w:vAlign w:val="center"/>
-            <w:tcMar>
-              <w:top w:w="100" w:type="dxa"/>
-              <w:start w:w="100" w:type="dxa"/>
-              <w:bottom w:w="100" w:type="dxa"/>
-              <w:end w:w="100" w:type="dxa"/>
-            </w:tcMar>
-          </w:tcPr>
-          <w:p/>
-        </w:tc>
-        <w:tc>
-          <w:tcPr>
-            <w:tcW w:type="dxa" w:w="1632"/>
-            <w:vAlign w:val="center"/>
-            <w:tcMar>
-              <w:top w:w="100" w:type="dxa"/>
-              <w:start w:w="100" w:type="dxa"/>
-              <w:bottom w:w="100" w:type="dxa"/>
-              <w:end w:w="100" w:type="dxa"/>
-            </w:tcMar>
-          </w:tcPr>
-          <w:p/>
-        </w:tc>
-        <w:tc>
-          <w:tcPr>
-            <w:tcW w:type="dxa" w:w="1632"/>
-            <w:vAlign w:val="center"/>
-            <w:tcMar>
-              <w:top w:w="100" w:type="dxa"/>
-              <w:start w:w="100" w:type="dxa"/>
-              <w:bottom w:w="100" w:type="dxa"/>
-              <w:end w:w="100" w:type="dxa"/>
-            </w:tcMar>
-          </w:tcPr>
-          <w:p/>
-        </w:tc>
-        <w:tc>
-          <w:tcPr>
-            <w:tcW w:type="dxa" w:w="1632"/>
-            <w:vAlign w:val="center"/>
-            <w:tcMar>
-              <w:top w:w="100" w:type="dxa"/>
-              <w:start w:w="100" w:type="dxa"/>
-              <w:bottom w:w="100" w:type="dxa"/>
-              <w:end w:w="100" w:type="dxa"/>
-            </w:tcMar>
-          </w:tcPr>
-          <w:p/>
-        </w:tc>
       </w:tr>
       <w:tr>
         <w:tc>
           <w:tcPr>
-            <w:tcW w:type="dxa" w:w="1632"/>
+            <w:tcW w:type="dxa" w:w="720"/>
             <w:vAlign w:val="center"/>
             <w:shd w:fill="EAF2F8"/>
             <w:tcMar>
@@ -2854,7 +2042,7 @@
         </w:tc>
         <w:tc>
           <w:tcPr>
-            <w:tcW w:type="dxa" w:w="1632"/>
+            <w:tcW w:type="dxa" w:w="9072"/>
             <w:vAlign w:val="center"/>
             <w:shd w:fill="EAF2F8"/>
             <w:tcMar>
@@ -2870,67 +2058,11 @@
             </w:r>
           </w:p>
         </w:tc>
-        <w:tc>
-          <w:tcPr>
-            <w:tcW w:type="dxa" w:w="1632"/>
-            <w:vAlign w:val="center"/>
-            <w:shd w:fill="EAF2F8"/>
-            <w:tcMar>
-              <w:top w:w="100" w:type="dxa"/>
-              <w:start w:w="100" w:type="dxa"/>
-              <w:bottom w:w="100" w:type="dxa"/>
-              <w:end w:w="100" w:type="dxa"/>
-            </w:tcMar>
-          </w:tcPr>
-          <w:p/>
-        </w:tc>
-        <w:tc>
-          <w:tcPr>
-            <w:tcW w:type="dxa" w:w="1632"/>
-            <w:vAlign w:val="center"/>
-            <w:shd w:fill="EAF2F8"/>
-            <w:tcMar>
-              <w:top w:w="100" w:type="dxa"/>
-              <w:start w:w="100" w:type="dxa"/>
-              <w:bottom w:w="100" w:type="dxa"/>
-              <w:end w:w="100" w:type="dxa"/>
-            </w:tcMar>
-          </w:tcPr>
-          <w:p/>
-        </w:tc>
-        <w:tc>
-          <w:tcPr>
-            <w:tcW w:type="dxa" w:w="1632"/>
-            <w:vAlign w:val="center"/>
-            <w:shd w:fill="EAF2F8"/>
-            <w:tcMar>
-              <w:top w:w="100" w:type="dxa"/>
-              <w:start w:w="100" w:type="dxa"/>
-              <w:bottom w:w="100" w:type="dxa"/>
-              <w:end w:w="100" w:type="dxa"/>
-            </w:tcMar>
-          </w:tcPr>
-          <w:p/>
-        </w:tc>
-        <w:tc>
-          <w:tcPr>
-            <w:tcW w:type="dxa" w:w="1632"/>
-            <w:vAlign w:val="center"/>
-            <w:shd w:fill="EAF2F8"/>
-            <w:tcMar>
-              <w:top w:w="100" w:type="dxa"/>
-              <w:start w:w="100" w:type="dxa"/>
-              <w:bottom w:w="100" w:type="dxa"/>
-              <w:end w:w="100" w:type="dxa"/>
-            </w:tcMar>
-          </w:tcPr>
-          <w:p/>
-        </w:tc>
       </w:tr>
       <w:tr>
         <w:tc>
           <w:tcPr>
-            <w:tcW w:type="dxa" w:w="1632"/>
+            <w:tcW w:type="dxa" w:w="720"/>
             <w:vAlign w:val="center"/>
             <w:tcMar>
               <w:top w:w="100" w:type="dxa"/>
@@ -2947,7 +2079,7 @@
         </w:tc>
         <w:tc>
           <w:tcPr>
-            <w:tcW w:type="dxa" w:w="1632"/>
+            <w:tcW w:type="dxa" w:w="9072"/>
             <w:vAlign w:val="center"/>
             <w:tcMar>
               <w:top w:w="100" w:type="dxa"/>
@@ -2962,63 +2094,11 @@
             </w:r>
           </w:p>
         </w:tc>
-        <w:tc>
-          <w:tcPr>
-            <w:tcW w:type="dxa" w:w="1632"/>
-            <w:vAlign w:val="center"/>
-            <w:tcMar>
-              <w:top w:w="100" w:type="dxa"/>
-              <w:start w:w="100" w:type="dxa"/>
-              <w:bottom w:w="100" w:type="dxa"/>
-              <w:end w:w="100" w:type="dxa"/>
-            </w:tcMar>
-          </w:tcPr>
-          <w:p/>
-        </w:tc>
-        <w:tc>
-          <w:tcPr>
-            <w:tcW w:type="dxa" w:w="1632"/>
-            <w:vAlign w:val="center"/>
-            <w:tcMar>
-              <w:top w:w="100" w:type="dxa"/>
-              <w:start w:w="100" w:type="dxa"/>
-              <w:bottom w:w="100" w:type="dxa"/>
-              <w:end w:w="100" w:type="dxa"/>
-            </w:tcMar>
-          </w:tcPr>
-          <w:p/>
-        </w:tc>
-        <w:tc>
-          <w:tcPr>
-            <w:tcW w:type="dxa" w:w="1632"/>
-            <w:vAlign w:val="center"/>
-            <w:tcMar>
-              <w:top w:w="100" w:type="dxa"/>
-              <w:start w:w="100" w:type="dxa"/>
-              <w:bottom w:w="100" w:type="dxa"/>
-              <w:end w:w="100" w:type="dxa"/>
-            </w:tcMar>
-          </w:tcPr>
-          <w:p/>
-        </w:tc>
-        <w:tc>
-          <w:tcPr>
-            <w:tcW w:type="dxa" w:w="1632"/>
-            <w:vAlign w:val="center"/>
-            <w:tcMar>
-              <w:top w:w="100" w:type="dxa"/>
-              <w:start w:w="100" w:type="dxa"/>
-              <w:bottom w:w="100" w:type="dxa"/>
-              <w:end w:w="100" w:type="dxa"/>
-            </w:tcMar>
-          </w:tcPr>
-          <w:p/>
-        </w:tc>
       </w:tr>
       <w:tr>
         <w:tc>
           <w:tcPr>
-            <w:tcW w:type="dxa" w:w="1632"/>
+            <w:tcW w:type="dxa" w:w="720"/>
             <w:vAlign w:val="center"/>
             <w:shd w:fill="EAF2F8"/>
             <w:tcMar>
@@ -3036,7 +2116,7 @@
         </w:tc>
         <w:tc>
           <w:tcPr>
-            <w:tcW w:type="dxa" w:w="1632"/>
+            <w:tcW w:type="dxa" w:w="9072"/>
             <w:vAlign w:val="center"/>
             <w:shd w:fill="EAF2F8"/>
             <w:tcMar>
@@ -3051,62 +2131,6 @@
               <w:t>Challenge: using Section 5's summary, state in a few sentences what physical assumption every calculation in Part VIII shared (referring to the diagrams actually computed in Lessons 49 and 53–57), and what kind of diagram Part IX introduces that none of those calculations included.</w:t>
             </w:r>
           </w:p>
-        </w:tc>
-        <w:tc>
-          <w:tcPr>
-            <w:tcW w:type="dxa" w:w="1632"/>
-            <w:vAlign w:val="center"/>
-            <w:shd w:fill="EAF2F8"/>
-            <w:tcMar>
-              <w:top w:w="100" w:type="dxa"/>
-              <w:start w:w="100" w:type="dxa"/>
-              <w:bottom w:w="100" w:type="dxa"/>
-              <w:end w:w="100" w:type="dxa"/>
-            </w:tcMar>
-          </w:tcPr>
-          <w:p/>
-        </w:tc>
-        <w:tc>
-          <w:tcPr>
-            <w:tcW w:type="dxa" w:w="1632"/>
-            <w:vAlign w:val="center"/>
-            <w:shd w:fill="EAF2F8"/>
-            <w:tcMar>
-              <w:top w:w="100" w:type="dxa"/>
-              <w:start w:w="100" w:type="dxa"/>
-              <w:bottom w:w="100" w:type="dxa"/>
-              <w:end w:w="100" w:type="dxa"/>
-            </w:tcMar>
-          </w:tcPr>
-          <w:p/>
-        </w:tc>
-        <w:tc>
-          <w:tcPr>
-            <w:tcW w:type="dxa" w:w="1632"/>
-            <w:vAlign w:val="center"/>
-            <w:shd w:fill="EAF2F8"/>
-            <w:tcMar>
-              <w:top w:w="100" w:type="dxa"/>
-              <w:start w:w="100" w:type="dxa"/>
-              <w:bottom w:w="100" w:type="dxa"/>
-              <w:end w:w="100" w:type="dxa"/>
-            </w:tcMar>
-          </w:tcPr>
-          <w:p/>
-        </w:tc>
-        <w:tc>
-          <w:tcPr>
-            <w:tcW w:type="dxa" w:w="1632"/>
-            <w:vAlign w:val="center"/>
-            <w:shd w:fill="EAF2F8"/>
-            <w:tcMar>
-              <w:top w:w="100" w:type="dxa"/>
-              <w:start w:w="100" w:type="dxa"/>
-              <w:bottom w:w="100" w:type="dxa"/>
-              <w:end w:w="100" w:type="dxa"/>
-            </w:tcMar>
-          </w:tcPr>
-          <w:p/>
         </w:tc>
       </w:tr>
     </w:tbl>
@@ -3157,7 +2181,7 @@
         <w:t xml:space="preserve"> </w:t>
       </w:r>
       <w:r>
-        <w:t>Lesson 57, Section 2.2, found that pair production's interference trace T_AB vanishes identically, while Lesson 55's annihilation process has a nonzero T_AB=−8tu contributing the additional −2 inside the bracket (Lesson 55, Section 5.1); since T_AA and T_BB are identical for both processes (Lesson 57, Worked example 1), the only structural difference between the two final formulas is exactly this one additive term, tracing directly to whether the interference trace survives.</w:t>
+        <w:t>Lesson 57, Section 3, found that pair production's interference trace T_AB vanishes identically, and Lesson 55, Section 4.2, found the same for annihilation. Since T_AA and T_BB are identical for both processes (Lesson 57, Worked example 1), the two final formulas are identical, 2e⁴(t/u+u/t), as time reversal requires.</w:t>
       </w:r>
     </w:p>
     <w:p>
